--- a/Detyra3/API/API/Problemi 1 Faza 3.docx
+++ b/Detyra3/API/API/Problemi 1 Faza 3.docx
@@ -167,12 +167,6 @@
         </w:rPr>
         <w:t>1</w:t>
       </w:r>
-      <w:r>
-        <w:rPr>
-          <w:rFonts w:cs="Times New Roman"/>
-        </w:rPr>
-        <w:t xml:space="preserve"> Faza 3</w:t>
-      </w:r>
     </w:p>
     <w:p>
       <w:pPr>
@@ -261,28 +255,6 @@
     </w:p>
     <w:p>
       <w:pPr>
-        <w:rPr>
-          <w:b/>
-          <w:color w:val="222222"/>
-          <w:sz w:val="28"/>
-          <w:szCs w:val="28"/>
-        </w:rPr>
-      </w:pPr>
-    </w:p>
-    <w:p>
-      <w:pPr>
-        <w:spacing w:after="0"/>
-        <w:rPr>
-          <w:b/>
-          <w:color w:val="222222"/>
-          <w:sz w:val="28"/>
-          <w:szCs w:val="28"/>
-        </w:rPr>
-      </w:pPr>
-    </w:p>
-    <w:p>
-      <w:pPr>
-        <w:spacing w:after="0"/>
         <w:rPr>
           <w:b/>
           <w:color w:val="222222"/>
@@ -383,8 +355,8 @@
         <w:tblLook w:val="04A0" w:firstRow="1" w:lastRow="0" w:firstColumn="1" w:lastColumn="0" w:noHBand="0" w:noVBand="1"/>
       </w:tblPr>
       <w:tblGrid>
-        <w:gridCol w:w="4587"/>
-        <w:gridCol w:w="4498"/>
+        <w:gridCol w:w="4586"/>
+        <w:gridCol w:w="4499"/>
       </w:tblGrid>
       <w:tr>
         <w:tc>
@@ -506,12 +478,43 @@
               <w:rPr>
                 <w:b/>
                 <w:iCs/>
-                <w:color w:val="222222"/>
                 <w:sz w:val="28"/>
                 <w:szCs w:val="28"/>
               </w:rPr>
             </w:pPr>
             <w:r>
+              <w:rPr>
+                <w:b/>
+                <w:iCs/>
+                <w:sz w:val="28"/>
+                <w:szCs w:val="28"/>
+              </w:rPr>
+              <w:t>Altin Pajaziti</w:t>
+            </w:r>
+          </w:p>
+          <w:p>
+            <w:pPr>
+              <w:jc w:val="right"/>
+              <w:rPr>
+                <w:b/>
+                <w:iCs/>
+                <w:sz w:val="28"/>
+                <w:szCs w:val="28"/>
+              </w:rPr>
+            </w:pPr>
+            <w:r>
+              <w:rPr>
+                <w:b/>
+                <w:iCs/>
+                <w:sz w:val="28"/>
+                <w:szCs w:val="28"/>
+              </w:rPr>
+              <w:t>Ardi Bërdyna</w:t>
+            </w:r>
+          </w:p>
+          <w:p>
+            <w:pPr>
+              <w:jc w:val="right"/>
               <w:rPr>
                 <w:b/>
                 <w:iCs/>
@@ -519,7 +522,16 @@
                 <w:sz w:val="28"/>
                 <w:szCs w:val="28"/>
               </w:rPr>
-              <w:t>Ardi Berdyna</w:t>
+            </w:pPr>
+            <w:r>
+              <w:rPr>
+                <w:b/>
+                <w:iCs/>
+                <w:color w:val="000000" w:themeColor="text1"/>
+                <w:sz w:val="28"/>
+                <w:szCs w:val="28"/>
+              </w:rPr>
+              <w:t>Erand Kurtaliqi</w:t>
             </w:r>
           </w:p>
         </w:tc>
@@ -553,7 +565,6 @@
           <w:sz w:val="28"/>
           <w:szCs w:val="28"/>
         </w:rPr>
-        <w:lastRenderedPageBreak/>
         <w:tab/>
       </w:r>
       <w:r>
@@ -14953,23 +14964,83 @@
 </file>
 
 <file path=customXml/item1.xml><?xml version="1.0" encoding="utf-8"?>
-<p:properties xmlns:p="http://schemas.microsoft.com/office/2006/metadata/properties" xmlns:xsi="http://www.w3.org/2001/XMLSchema-instance" xmlns:pc="http://schemas.microsoft.com/office/infopath/2007/PartnerControls">
-  <documentManagement>
-    <_activity xmlns="0c5c5ee6-2fcc-455c-8763-c871a82f9ad9" xsi:nil="true"/>
-  </documentManagement>
-</p:properties>
+<b:Sources xmlns:b="http://schemas.openxmlformats.org/officeDocument/2006/bibliography" xmlns="http://schemas.openxmlformats.org/officeDocument/2006/bibliography" SelectedStyle="\IEEE2006OfficeOnline.xsl" StyleName="IEEE" Version="2006">
+  <b:Source>
+    <b:Tag>Stu10</b:Tag>
+    <b:SourceType>Book</b:SourceType>
+    <b:Guid>{69429898-F137-4616-BD96-93F537296F87}</b:Guid>
+    <b:Author>
+      <b:Author>
+        <b:NameList>
+          <b:Person>
+            <b:Last>Norvig</b:Last>
+            <b:First>Stuart</b:First>
+            <b:Middle>Russell &amp; Peter</b:Middle>
+          </b:Person>
+        </b:NameList>
+      </b:Author>
+    </b:Author>
+    <b:Title>Artificial Intelligence: A Modern Approach,</b:Title>
+    <b:Year>2010</b:Year>
+    <b:RefOrder>2</b:RefOrder>
+  </b:Source>
+  <b:Source>
+    <b:Tag>Jon</b:Tag>
+    <b:SourceType>Book</b:SourceType>
+    <b:Guid>{16B2FED7-76A6-4000-A15A-C2B5C4D6EA2C}</b:Guid>
+    <b:Author>
+      <b:Author>
+        <b:NameList>
+          <b:Person>
+            <b:Last>Schaeffer</b:Last>
+            <b:First>Jonathan</b:First>
+          </b:Person>
+        </b:NameList>
+      </b:Author>
+    </b:Author>
+    <b:Title>IEEE Transactions on Pattern Analysis and Machine Intelligence</b:Title>
+    <b:RefOrder>3</b:RefOrder>
+  </b:Source>
+  <b:Source>
+    <b:Tag>Cla</b:Tag>
+    <b:SourceType>Book</b:SourceType>
+    <b:Guid>{B4C01BA5-1220-4EA9-A011-DFA335A360E2}</b:Guid>
+    <b:Author>
+      <b:Author>
+        <b:NameList>
+          <b:Person>
+            <b:Last>Shannon</b:Last>
+            <b:First>Claude</b:First>
+            <b:Middle>E.</b:Middle>
+          </b:Person>
+        </b:NameList>
+      </b:Author>
+    </b:Author>
+    <b:Title>Philosophical Magazine</b:Title>
+    <b:RefOrder>1</b:RefOrder>
+  </b:Source>
+  <b:Source>
+    <b:Tag>Dav</b:Tag>
+    <b:SourceType>Book</b:SourceType>
+    <b:Guid>{4F544EE2-41C8-410C-8639-47119F27540E}</b:Guid>
+    <b:Author>
+      <b:Author>
+        <b:NameList>
+          <b:Person>
+            <b:Last>al.</b:Last>
+            <b:First>David</b:First>
+            <b:Middle>Silver et</b:Middle>
+          </b:Person>
+        </b:NameList>
+      </b:Author>
+    </b:Author>
+    <b:Title>Science</b:Title>
+    <b:RefOrder>4</b:RefOrder>
+  </b:Source>
+</b:Sources>
 </file>
 
 <file path=customXml/item2.xml><?xml version="1.0" encoding="utf-8"?>
-<?mso-contentType ?>
-<FormTemplates xmlns="http://schemas.microsoft.com/sharepoint/v3/contenttype/forms">
-  <Display>DocumentLibraryForm</Display>
-  <Edit>DocumentLibraryForm</Edit>
-  <New>DocumentLibraryForm</New>
-</FormTemplates>
-</file>
-
-<file path=customXml/item3.xml><?xml version="1.0" encoding="utf-8"?>
 <ct:contentTypeSchema xmlns:ct="http://schemas.microsoft.com/office/2006/metadata/contentType" xmlns:ma="http://schemas.microsoft.com/office/2006/metadata/properties/metaAttributes" ct:_="" ma:_="" ma:contentTypeName="Document" ma:contentTypeID="0x01010048B957D246E1EB4B8AD53FB00CD1FFD1" ma:contentTypeVersion="8" ma:contentTypeDescription="Create a new document." ma:contentTypeScope="" ma:versionID="f6582ba28e4b75e97207f76358ee758a">
   <xsd:schema xmlns:xsd="http://www.w3.org/2001/XMLSchema" xmlns:xs="http://www.w3.org/2001/XMLSchema" xmlns:p="http://schemas.microsoft.com/office/2006/metadata/properties" xmlns:ns3="0c5c5ee6-2fcc-455c-8763-c871a82f9ad9" xmlns:ns4="52bb512c-7d98-431f-b5be-dfc27cc91642" targetNamespace="http://schemas.microsoft.com/office/2006/metadata/properties" ma:root="true" ma:fieldsID="9022419f7b5f176f17706a84eed58d3c" ns3:_="" ns4:_="">
     <xsd:import namespace="0c5c5ee6-2fcc-455c-8763-c871a82f9ad9"/>
@@ -15158,102 +15229,32 @@
 </ct:contentTypeSchema>
 </file>
 
+<file path=customXml/item3.xml><?xml version="1.0" encoding="utf-8"?>
+<?mso-contentType ?>
+<FormTemplates xmlns="http://schemas.microsoft.com/sharepoint/v3/contenttype/forms">
+  <Display>DocumentLibraryForm</Display>
+  <Edit>DocumentLibraryForm</Edit>
+  <New>DocumentLibraryForm</New>
+</FormTemplates>
+</file>
+
 <file path=customXml/item4.xml><?xml version="1.0" encoding="utf-8"?>
-<b:Sources xmlns:b="http://schemas.openxmlformats.org/officeDocument/2006/bibliography" xmlns="http://schemas.openxmlformats.org/officeDocument/2006/bibliography" SelectedStyle="\IEEE2006OfficeOnline.xsl" StyleName="IEEE" Version="2006">
-  <b:Source>
-    <b:Tag>Stu10</b:Tag>
-    <b:SourceType>Book</b:SourceType>
-    <b:Guid>{69429898-F137-4616-BD96-93F537296F87}</b:Guid>
-    <b:Author>
-      <b:Author>
-        <b:NameList>
-          <b:Person>
-            <b:Last>Norvig</b:Last>
-            <b:First>Stuart</b:First>
-            <b:Middle>Russell &amp; Peter</b:Middle>
-          </b:Person>
-        </b:NameList>
-      </b:Author>
-    </b:Author>
-    <b:Title>Artificial Intelligence: A Modern Approach,</b:Title>
-    <b:Year>2010</b:Year>
-    <b:RefOrder>2</b:RefOrder>
-  </b:Source>
-  <b:Source>
-    <b:Tag>Jon</b:Tag>
-    <b:SourceType>Book</b:SourceType>
-    <b:Guid>{16B2FED7-76A6-4000-A15A-C2B5C4D6EA2C}</b:Guid>
-    <b:Author>
-      <b:Author>
-        <b:NameList>
-          <b:Person>
-            <b:Last>Schaeffer</b:Last>
-            <b:First>Jonathan</b:First>
-          </b:Person>
-        </b:NameList>
-      </b:Author>
-    </b:Author>
-    <b:Title>IEEE Transactions on Pattern Analysis and Machine Intelligence</b:Title>
-    <b:RefOrder>3</b:RefOrder>
-  </b:Source>
-  <b:Source>
-    <b:Tag>Cla</b:Tag>
-    <b:SourceType>Book</b:SourceType>
-    <b:Guid>{B4C01BA5-1220-4EA9-A011-DFA335A360E2}</b:Guid>
-    <b:Author>
-      <b:Author>
-        <b:NameList>
-          <b:Person>
-            <b:Last>Shannon</b:Last>
-            <b:First>Claude</b:First>
-            <b:Middle>E.</b:Middle>
-          </b:Person>
-        </b:NameList>
-      </b:Author>
-    </b:Author>
-    <b:Title>Philosophical Magazine</b:Title>
-    <b:RefOrder>1</b:RefOrder>
-  </b:Source>
-  <b:Source>
-    <b:Tag>Dav</b:Tag>
-    <b:SourceType>Book</b:SourceType>
-    <b:Guid>{4F544EE2-41C8-410C-8639-47119F27540E}</b:Guid>
-    <b:Author>
-      <b:Author>
-        <b:NameList>
-          <b:Person>
-            <b:Last>al.</b:Last>
-            <b:First>David</b:First>
-            <b:Middle>Silver et</b:Middle>
-          </b:Person>
-        </b:NameList>
-      </b:Author>
-    </b:Author>
-    <b:Title>Science</b:Title>
-    <b:RefOrder>4</b:RefOrder>
-  </b:Source>
-</b:Sources>
+<p:properties xmlns:p="http://schemas.microsoft.com/office/2006/metadata/properties" xmlns:xsi="http://www.w3.org/2001/XMLSchema-instance" xmlns:pc="http://schemas.microsoft.com/office/infopath/2007/PartnerControls">
+  <documentManagement>
+    <_activity xmlns="0c5c5ee6-2fcc-455c-8763-c871a82f9ad9" xsi:nil="true"/>
+  </documentManagement>
+</p:properties>
 </file>
 
 <file path=customXml/itemProps1.xml><?xml version="1.0" encoding="utf-8"?>
-<ds:datastoreItem xmlns:ds="http://schemas.openxmlformats.org/officeDocument/2006/customXml" ds:itemID="{BB1DC0D2-C607-4AB1-9F55-39E0323A77AF}">
+<ds:datastoreItem xmlns:ds="http://schemas.openxmlformats.org/officeDocument/2006/customXml" ds:itemID="{119BD2C1-E8D2-490C-9138-AB07760D7CF7}">
   <ds:schemaRefs>
-    <ds:schemaRef ds:uri="http://schemas.microsoft.com/office/2006/metadata/properties"/>
-    <ds:schemaRef ds:uri="http://schemas.microsoft.com/office/infopath/2007/PartnerControls"/>
-    <ds:schemaRef ds:uri="0c5c5ee6-2fcc-455c-8763-c871a82f9ad9"/>
+    <ds:schemaRef ds:uri="http://schemas.openxmlformats.org/officeDocument/2006/bibliography"/>
   </ds:schemaRefs>
 </ds:datastoreItem>
 </file>
 
 <file path=customXml/itemProps2.xml><?xml version="1.0" encoding="utf-8"?>
-<ds:datastoreItem xmlns:ds="http://schemas.openxmlformats.org/officeDocument/2006/customXml" ds:itemID="{16705E48-C0B0-4260-BC8A-6FB3206D3886}">
-  <ds:schemaRefs>
-    <ds:schemaRef ds:uri="http://schemas.microsoft.com/sharepoint/v3/contenttype/forms"/>
-  </ds:schemaRefs>
-</ds:datastoreItem>
-</file>
-
-<file path=customXml/itemProps3.xml><?xml version="1.0" encoding="utf-8"?>
 <ds:datastoreItem xmlns:ds="http://schemas.openxmlformats.org/officeDocument/2006/customXml" ds:itemID="{518B265B-40B1-4AE3-B432-A9F98B238682}">
   <ds:schemaRefs>
     <ds:schemaRef ds:uri="http://schemas.microsoft.com/office/2006/metadata/contentType"/>
@@ -15272,10 +15273,20 @@
 </ds:datastoreItem>
 </file>
 
+<file path=customXml/itemProps3.xml><?xml version="1.0" encoding="utf-8"?>
+<ds:datastoreItem xmlns:ds="http://schemas.openxmlformats.org/officeDocument/2006/customXml" ds:itemID="{16705E48-C0B0-4260-BC8A-6FB3206D3886}">
+  <ds:schemaRefs>
+    <ds:schemaRef ds:uri="http://schemas.microsoft.com/sharepoint/v3/contenttype/forms"/>
+  </ds:schemaRefs>
+</ds:datastoreItem>
+</file>
+
 <file path=customXml/itemProps4.xml><?xml version="1.0" encoding="utf-8"?>
-<ds:datastoreItem xmlns:ds="http://schemas.openxmlformats.org/officeDocument/2006/customXml" ds:itemID="{119BD2C1-E8D2-490C-9138-AB07760D7CF7}">
+<ds:datastoreItem xmlns:ds="http://schemas.openxmlformats.org/officeDocument/2006/customXml" ds:itemID="{BB1DC0D2-C607-4AB1-9F55-39E0323A77AF}">
   <ds:schemaRefs>
-    <ds:schemaRef ds:uri="http://schemas.openxmlformats.org/officeDocument/2006/bibliography"/>
+    <ds:schemaRef ds:uri="http://schemas.microsoft.com/office/2006/metadata/properties"/>
+    <ds:schemaRef ds:uri="http://schemas.microsoft.com/office/infopath/2007/PartnerControls"/>
+    <ds:schemaRef ds:uri="0c5c5ee6-2fcc-455c-8763-c871a82f9ad9"/>
   </ds:schemaRefs>
 </ds:datastoreItem>
 </file>
--- a/Detyra3/API/API/Problemi 1 Faza 3.docx
+++ b/Detyra3/API/API/Problemi 1 Faza 3.docx
@@ -307,39 +307,6 @@
         </w:rPr>
       </w:pPr>
     </w:p>
-    <w:p>
-      <w:pPr>
-        <w:spacing w:after="0"/>
-        <w:rPr>
-          <w:b/>
-          <w:color w:val="222222"/>
-          <w:sz w:val="28"/>
-          <w:szCs w:val="28"/>
-        </w:rPr>
-      </w:pPr>
-    </w:p>
-    <w:p>
-      <w:pPr>
-        <w:spacing w:after="0"/>
-        <w:rPr>
-          <w:b/>
-          <w:color w:val="222222"/>
-          <w:sz w:val="28"/>
-          <w:szCs w:val="28"/>
-        </w:rPr>
-      </w:pPr>
-    </w:p>
-    <w:p>
-      <w:pPr>
-        <w:spacing w:after="0"/>
-        <w:rPr>
-          <w:b/>
-          <w:color w:val="222222"/>
-          <w:sz w:val="28"/>
-          <w:szCs w:val="28"/>
-        </w:rPr>
-      </w:pPr>
-    </w:p>
     <w:tbl>
       <w:tblPr>
         <w:tblStyle w:val="TableGrid"/>
@@ -697,7 +664,7 @@
           <w:b/>
           <w:i/>
         </w:rPr>
-        <w:t>Tetor</w:t>
+        <w:t>Dhjetor</w:t>
       </w:r>
       <w:r>
         <w:rPr>
@@ -728,6 +695,7 @@
         <w:rPr>
           <w:rFonts w:cs="Times New Roman"/>
         </w:rPr>
+        <w:lastRenderedPageBreak/>
         <w:t>Abstrakt</w:t>
       </w:r>
       <w:bookmarkEnd w:id="0"/>
@@ -14964,83 +14932,23 @@
 </file>
 
 <file path=customXml/item1.xml><?xml version="1.0" encoding="utf-8"?>
-<b:Sources xmlns:b="http://schemas.openxmlformats.org/officeDocument/2006/bibliography" xmlns="http://schemas.openxmlformats.org/officeDocument/2006/bibliography" SelectedStyle="\IEEE2006OfficeOnline.xsl" StyleName="IEEE" Version="2006">
-  <b:Source>
-    <b:Tag>Stu10</b:Tag>
-    <b:SourceType>Book</b:SourceType>
-    <b:Guid>{69429898-F137-4616-BD96-93F537296F87}</b:Guid>
-    <b:Author>
-      <b:Author>
-        <b:NameList>
-          <b:Person>
-            <b:Last>Norvig</b:Last>
-            <b:First>Stuart</b:First>
-            <b:Middle>Russell &amp; Peter</b:Middle>
-          </b:Person>
-        </b:NameList>
-      </b:Author>
-    </b:Author>
-    <b:Title>Artificial Intelligence: A Modern Approach,</b:Title>
-    <b:Year>2010</b:Year>
-    <b:RefOrder>2</b:RefOrder>
-  </b:Source>
-  <b:Source>
-    <b:Tag>Jon</b:Tag>
-    <b:SourceType>Book</b:SourceType>
-    <b:Guid>{16B2FED7-76A6-4000-A15A-C2B5C4D6EA2C}</b:Guid>
-    <b:Author>
-      <b:Author>
-        <b:NameList>
-          <b:Person>
-            <b:Last>Schaeffer</b:Last>
-            <b:First>Jonathan</b:First>
-          </b:Person>
-        </b:NameList>
-      </b:Author>
-    </b:Author>
-    <b:Title>IEEE Transactions on Pattern Analysis and Machine Intelligence</b:Title>
-    <b:RefOrder>3</b:RefOrder>
-  </b:Source>
-  <b:Source>
-    <b:Tag>Cla</b:Tag>
-    <b:SourceType>Book</b:SourceType>
-    <b:Guid>{B4C01BA5-1220-4EA9-A011-DFA335A360E2}</b:Guid>
-    <b:Author>
-      <b:Author>
-        <b:NameList>
-          <b:Person>
-            <b:Last>Shannon</b:Last>
-            <b:First>Claude</b:First>
-            <b:Middle>E.</b:Middle>
-          </b:Person>
-        </b:NameList>
-      </b:Author>
-    </b:Author>
-    <b:Title>Philosophical Magazine</b:Title>
-    <b:RefOrder>1</b:RefOrder>
-  </b:Source>
-  <b:Source>
-    <b:Tag>Dav</b:Tag>
-    <b:SourceType>Book</b:SourceType>
-    <b:Guid>{4F544EE2-41C8-410C-8639-47119F27540E}</b:Guid>
-    <b:Author>
-      <b:Author>
-        <b:NameList>
-          <b:Person>
-            <b:Last>al.</b:Last>
-            <b:First>David</b:First>
-            <b:Middle>Silver et</b:Middle>
-          </b:Person>
-        </b:NameList>
-      </b:Author>
-    </b:Author>
-    <b:Title>Science</b:Title>
-    <b:RefOrder>4</b:RefOrder>
-  </b:Source>
-</b:Sources>
+<p:properties xmlns:p="http://schemas.microsoft.com/office/2006/metadata/properties" xmlns:xsi="http://www.w3.org/2001/XMLSchema-instance" xmlns:pc="http://schemas.microsoft.com/office/infopath/2007/PartnerControls">
+  <documentManagement>
+    <_activity xmlns="0c5c5ee6-2fcc-455c-8763-c871a82f9ad9" xsi:nil="true"/>
+  </documentManagement>
+</p:properties>
 </file>
 
 <file path=customXml/item2.xml><?xml version="1.0" encoding="utf-8"?>
+<?mso-contentType ?>
+<FormTemplates xmlns="http://schemas.microsoft.com/sharepoint/v3/contenttype/forms">
+  <Display>DocumentLibraryForm</Display>
+  <Edit>DocumentLibraryForm</Edit>
+  <New>DocumentLibraryForm</New>
+</FormTemplates>
+</file>
+
+<file path=customXml/item3.xml><?xml version="1.0" encoding="utf-8"?>
 <ct:contentTypeSchema xmlns:ct="http://schemas.microsoft.com/office/2006/metadata/contentType" xmlns:ma="http://schemas.microsoft.com/office/2006/metadata/properties/metaAttributes" ct:_="" ma:_="" ma:contentTypeName="Document" ma:contentTypeID="0x01010048B957D246E1EB4B8AD53FB00CD1FFD1" ma:contentTypeVersion="8" ma:contentTypeDescription="Create a new document." ma:contentTypeScope="" ma:versionID="f6582ba28e4b75e97207f76358ee758a">
   <xsd:schema xmlns:xsd="http://www.w3.org/2001/XMLSchema" xmlns:xs="http://www.w3.org/2001/XMLSchema" xmlns:p="http://schemas.microsoft.com/office/2006/metadata/properties" xmlns:ns3="0c5c5ee6-2fcc-455c-8763-c871a82f9ad9" xmlns:ns4="52bb512c-7d98-431f-b5be-dfc27cc91642" targetNamespace="http://schemas.microsoft.com/office/2006/metadata/properties" ma:root="true" ma:fieldsID="9022419f7b5f176f17706a84eed58d3c" ns3:_="" ns4:_="">
     <xsd:import namespace="0c5c5ee6-2fcc-455c-8763-c871a82f9ad9"/>
@@ -15229,32 +15137,102 @@
 </ct:contentTypeSchema>
 </file>
 
-<file path=customXml/item3.xml><?xml version="1.0" encoding="utf-8"?>
-<?mso-contentType ?>
-<FormTemplates xmlns="http://schemas.microsoft.com/sharepoint/v3/contenttype/forms">
-  <Display>DocumentLibraryForm</Display>
-  <Edit>DocumentLibraryForm</Edit>
-  <New>DocumentLibraryForm</New>
-</FormTemplates>
-</file>
-
 <file path=customXml/item4.xml><?xml version="1.0" encoding="utf-8"?>
-<p:properties xmlns:p="http://schemas.microsoft.com/office/2006/metadata/properties" xmlns:xsi="http://www.w3.org/2001/XMLSchema-instance" xmlns:pc="http://schemas.microsoft.com/office/infopath/2007/PartnerControls">
-  <documentManagement>
-    <_activity xmlns="0c5c5ee6-2fcc-455c-8763-c871a82f9ad9" xsi:nil="true"/>
-  </documentManagement>
-</p:properties>
+<b:Sources xmlns:b="http://schemas.openxmlformats.org/officeDocument/2006/bibliography" xmlns="http://schemas.openxmlformats.org/officeDocument/2006/bibliography" SelectedStyle="\IEEE2006OfficeOnline.xsl" StyleName="IEEE" Version="2006">
+  <b:Source>
+    <b:Tag>Stu10</b:Tag>
+    <b:SourceType>Book</b:SourceType>
+    <b:Guid>{69429898-F137-4616-BD96-93F537296F87}</b:Guid>
+    <b:Author>
+      <b:Author>
+        <b:NameList>
+          <b:Person>
+            <b:Last>Norvig</b:Last>
+            <b:First>Stuart</b:First>
+            <b:Middle>Russell &amp; Peter</b:Middle>
+          </b:Person>
+        </b:NameList>
+      </b:Author>
+    </b:Author>
+    <b:Title>Artificial Intelligence: A Modern Approach,</b:Title>
+    <b:Year>2010</b:Year>
+    <b:RefOrder>2</b:RefOrder>
+  </b:Source>
+  <b:Source>
+    <b:Tag>Jon</b:Tag>
+    <b:SourceType>Book</b:SourceType>
+    <b:Guid>{16B2FED7-76A6-4000-A15A-C2B5C4D6EA2C}</b:Guid>
+    <b:Author>
+      <b:Author>
+        <b:NameList>
+          <b:Person>
+            <b:Last>Schaeffer</b:Last>
+            <b:First>Jonathan</b:First>
+          </b:Person>
+        </b:NameList>
+      </b:Author>
+    </b:Author>
+    <b:Title>IEEE Transactions on Pattern Analysis and Machine Intelligence</b:Title>
+    <b:RefOrder>3</b:RefOrder>
+  </b:Source>
+  <b:Source>
+    <b:Tag>Cla</b:Tag>
+    <b:SourceType>Book</b:SourceType>
+    <b:Guid>{B4C01BA5-1220-4EA9-A011-DFA335A360E2}</b:Guid>
+    <b:Author>
+      <b:Author>
+        <b:NameList>
+          <b:Person>
+            <b:Last>Shannon</b:Last>
+            <b:First>Claude</b:First>
+            <b:Middle>E.</b:Middle>
+          </b:Person>
+        </b:NameList>
+      </b:Author>
+    </b:Author>
+    <b:Title>Philosophical Magazine</b:Title>
+    <b:RefOrder>1</b:RefOrder>
+  </b:Source>
+  <b:Source>
+    <b:Tag>Dav</b:Tag>
+    <b:SourceType>Book</b:SourceType>
+    <b:Guid>{4F544EE2-41C8-410C-8639-47119F27540E}</b:Guid>
+    <b:Author>
+      <b:Author>
+        <b:NameList>
+          <b:Person>
+            <b:Last>al.</b:Last>
+            <b:First>David</b:First>
+            <b:Middle>Silver et</b:Middle>
+          </b:Person>
+        </b:NameList>
+      </b:Author>
+    </b:Author>
+    <b:Title>Science</b:Title>
+    <b:RefOrder>4</b:RefOrder>
+  </b:Source>
+</b:Sources>
 </file>
 
 <file path=customXml/itemProps1.xml><?xml version="1.0" encoding="utf-8"?>
-<ds:datastoreItem xmlns:ds="http://schemas.openxmlformats.org/officeDocument/2006/customXml" ds:itemID="{119BD2C1-E8D2-490C-9138-AB07760D7CF7}">
+<ds:datastoreItem xmlns:ds="http://schemas.openxmlformats.org/officeDocument/2006/customXml" ds:itemID="{BB1DC0D2-C607-4AB1-9F55-39E0323A77AF}">
   <ds:schemaRefs>
-    <ds:schemaRef ds:uri="http://schemas.openxmlformats.org/officeDocument/2006/bibliography"/>
+    <ds:schemaRef ds:uri="http://schemas.microsoft.com/office/2006/metadata/properties"/>
+    <ds:schemaRef ds:uri="http://schemas.microsoft.com/office/infopath/2007/PartnerControls"/>
+    <ds:schemaRef ds:uri="0c5c5ee6-2fcc-455c-8763-c871a82f9ad9"/>
   </ds:schemaRefs>
 </ds:datastoreItem>
 </file>
 
 <file path=customXml/itemProps2.xml><?xml version="1.0" encoding="utf-8"?>
+<ds:datastoreItem xmlns:ds="http://schemas.openxmlformats.org/officeDocument/2006/customXml" ds:itemID="{16705E48-C0B0-4260-BC8A-6FB3206D3886}">
+  <ds:schemaRefs>
+    <ds:schemaRef ds:uri="http://schemas.microsoft.com/sharepoint/v3/contenttype/forms"/>
+  </ds:schemaRefs>
+</ds:datastoreItem>
+</file>
+
+<file path=customXml/itemProps3.xml><?xml version="1.0" encoding="utf-8"?>
 <ds:datastoreItem xmlns:ds="http://schemas.openxmlformats.org/officeDocument/2006/customXml" ds:itemID="{518B265B-40B1-4AE3-B432-A9F98B238682}">
   <ds:schemaRefs>
     <ds:schemaRef ds:uri="http://schemas.microsoft.com/office/2006/metadata/contentType"/>
@@ -15273,20 +15251,10 @@
 </ds:datastoreItem>
 </file>
 
-<file path=customXml/itemProps3.xml><?xml version="1.0" encoding="utf-8"?>
-<ds:datastoreItem xmlns:ds="http://schemas.openxmlformats.org/officeDocument/2006/customXml" ds:itemID="{16705E48-C0B0-4260-BC8A-6FB3206D3886}">
+<file path=customXml/itemProps4.xml><?xml version="1.0" encoding="utf-8"?>
+<ds:datastoreItem xmlns:ds="http://schemas.openxmlformats.org/officeDocument/2006/customXml" ds:itemID="{119BD2C1-E8D2-490C-9138-AB07760D7CF7}">
   <ds:schemaRefs>
-    <ds:schemaRef ds:uri="http://schemas.microsoft.com/sharepoint/v3/contenttype/forms"/>
-  </ds:schemaRefs>
-</ds:datastoreItem>
-</file>
-
-<file path=customXml/itemProps4.xml><?xml version="1.0" encoding="utf-8"?>
-<ds:datastoreItem xmlns:ds="http://schemas.openxmlformats.org/officeDocument/2006/customXml" ds:itemID="{BB1DC0D2-C607-4AB1-9F55-39E0323A77AF}">
-  <ds:schemaRefs>
-    <ds:schemaRef ds:uri="http://schemas.microsoft.com/office/2006/metadata/properties"/>
-    <ds:schemaRef ds:uri="http://schemas.microsoft.com/office/infopath/2007/PartnerControls"/>
-    <ds:schemaRef ds:uri="0c5c5ee6-2fcc-455c-8763-c871a82f9ad9"/>
+    <ds:schemaRef ds:uri="http://schemas.openxmlformats.org/officeDocument/2006/bibliography"/>
   </ds:schemaRefs>
 </ds:datastoreItem>
 </file>